--- a/Project/documentation/Project_Topic_Document_Huang_Shihheng.docx
+++ b/Project/documentation/Project_Topic_Document_Huang_Shihheng.docx
@@ -4,7 +4,7 @@
   <w:body>
     <w:p>
       <w:pPr>
-        <w:pStyle w:val="a3"/>
+        <w:pStyle w:val="Title"/>
       </w:pPr>
       <w:r>
         <w:t>CIS2232 / CIS2250 Business Topic</w:t>
@@ -56,21 +56,21 @@
     </w:p>
     <w:p>
       <w:pPr>
-        <w:pStyle w:val="1"/>
+        <w:pStyle w:val="Heading1"/>
       </w:pPr>
       <w:r>
         <w:t xml:space="preserve">Project </w:t>
       </w:r>
       <w:r>
         <w:rPr>
-          <w:rStyle w:val="10"/>
+          <w:rStyle w:val="Heading1Char"/>
         </w:rPr>
         <w:t>Group</w:t>
       </w:r>
     </w:p>
     <w:tbl>
       <w:tblPr>
-        <w:tblStyle w:val="ae"/>
+        <w:tblStyle w:val="TableGrid"/>
         <w:tblW w:w="0" w:type="auto"/>
         <w:tblLook w:val="04A0" w:firstRow="1" w:lastRow="0" w:firstColumn="1" w:lastColumn="0" w:noHBand="0" w:noVBand="1"/>
       </w:tblPr>
@@ -148,21 +148,21 @@
     <w:p/>
     <w:p>
       <w:pPr>
-        <w:pStyle w:val="1"/>
+        <w:pStyle w:val="Heading1"/>
       </w:pPr>
       <w:r>
         <w:t xml:space="preserve">Project </w:t>
       </w:r>
       <w:r>
         <w:rPr>
-          <w:rStyle w:val="10"/>
+          <w:rStyle w:val="Heading1Char"/>
         </w:rPr>
         <w:t>Title</w:t>
       </w:r>
     </w:p>
     <w:tbl>
       <w:tblPr>
-        <w:tblStyle w:val="ae"/>
+        <w:tblStyle w:val="TableGrid"/>
         <w:tblW w:w="0" w:type="auto"/>
         <w:tblLook w:val="04A0" w:firstRow="1" w:lastRow="0" w:firstColumn="1" w:lastColumn="0" w:noHBand="0" w:noVBand="1"/>
       </w:tblPr>
@@ -187,21 +187,21 @@
     <w:p/>
     <w:p>
       <w:pPr>
-        <w:pStyle w:val="1"/>
+        <w:pStyle w:val="Heading1"/>
       </w:pPr>
       <w:r>
         <w:t xml:space="preserve">Project </w:t>
       </w:r>
       <w:r>
         <w:rPr>
-          <w:rStyle w:val="10"/>
+          <w:rStyle w:val="Heading1Char"/>
         </w:rPr>
         <w:t>Base Color</w:t>
       </w:r>
     </w:p>
     <w:tbl>
       <w:tblPr>
-        <w:tblStyle w:val="ae"/>
+        <w:tblStyle w:val="TableGrid"/>
         <w:tblW w:w="0" w:type="auto"/>
         <w:tblLook w:val="04A0" w:firstRow="1" w:lastRow="0" w:firstColumn="1" w:lastColumn="0" w:noHBand="0" w:noVBand="1"/>
       </w:tblPr>
@@ -225,7 +225,7 @@
     <w:p/>
     <w:p>
       <w:pPr>
-        <w:pStyle w:val="1"/>
+        <w:pStyle w:val="Heading1"/>
       </w:pPr>
       <w:r>
         <w:lastRenderedPageBreak/>
@@ -234,7 +234,7 @@
     </w:p>
     <w:tbl>
       <w:tblPr>
-        <w:tblStyle w:val="ae"/>
+        <w:tblStyle w:val="TableGrid"/>
         <w:tblW w:w="0" w:type="auto"/>
         <w:tblLook w:val="04A0" w:firstRow="1" w:lastRow="0" w:firstColumn="1" w:lastColumn="0" w:noHBand="0" w:noVBand="1"/>
       </w:tblPr>
@@ -249,22 +249,14 @@
           <w:p/>
           <w:p>
             <w:r>
-              <w:t xml:space="preserve">The Prince Edward Island Football Officials Association (PEIFOA) </w:t>
+              <w:t xml:space="preserve">The Prince Edward Island Football Officials Association (PEIFOA) oversees officiating for amateur </w:t>
             </w:r>
             <w:proofErr w:type="gramStart"/>
             <w:r>
-              <w:t>oversees</w:t>
+              <w:t>tackle</w:t>
             </w:r>
             <w:proofErr w:type="gramEnd"/>
             <w:r>
-              <w:t xml:space="preserve"> officiating for amateur </w:t>
-            </w:r>
-            <w:proofErr w:type="gramStart"/>
-            <w:r>
-              <w:t>tackle</w:t>
-            </w:r>
-            <w:proofErr w:type="gramEnd"/>
-            <w:r>
               <w:t xml:space="preserve"> football across the province. Every week, officials refereeing these island matchups submit paper or digital penalty sheets documenting every flag thrown during a game. Currently, these sheets are compiled and emailed to the association at the end of each week.</w:t>
             </w:r>
           </w:p>
@@ -275,15 +267,7 @@
           </w:p>
           <w:p>
             <w:r>
-              <w:t xml:space="preserve">Whenever a user inputs data from a weekly penalty sheet, the application captures vital context, including the game’s date, participating teams, age division, </w:t>
-            </w:r>
-            <w:proofErr w:type="gramStart"/>
-            <w:r>
-              <w:t>the specific</w:t>
-            </w:r>
-            <w:proofErr w:type="gramEnd"/>
-            <w:r>
-              <w:t xml:space="preserve"> infraction, and the official who made the call. A key innovation of this tracker is the automated Impact Score calculated field. By evaluating the severity of a penalty against the quarter in which it occurred, the app mathematically weighs each infraction. A minor offside in the first quarter yields a low score, whereas a safety-related personal foul in the fourth quarter generates a high impact rating.</w:t>
+              <w:t>Whenever a user inputs data from a weekly penalty sheet, the application captures vital context, including the game’s date, participating teams, age division, the specific infraction, and the official who made the call. A key innovation of this tracker is the automated Impact Score calculated field. By evaluating the severity of a penalty against the quarter in which it occurred, the app mathematically weighs each infraction. A minor offside in the first quarter yields a low score, whereas a safety-related personal foul in the fourth quarter generates a high impact rating.</w:t>
             </w:r>
           </w:p>
           <w:p>
@@ -304,7 +288,7 @@
     </w:tbl>
     <w:p>
       <w:pPr>
-        <w:pStyle w:val="1"/>
+        <w:pStyle w:val="Heading1"/>
       </w:pPr>
       <w:r>
         <w:t>Fields</w:t>
@@ -312,7 +296,7 @@
     </w:p>
     <w:tbl>
       <w:tblPr>
-        <w:tblStyle w:val="ae"/>
+        <w:tblStyle w:val="TableGrid"/>
         <w:tblW w:w="0" w:type="auto"/>
         <w:tblLook w:val="04A0" w:firstRow="1" w:lastRow="0" w:firstColumn="1" w:lastColumn="0" w:noHBand="0" w:noVBand="1"/>
       </w:tblPr>
@@ -685,7 +669,7 @@
     </w:tbl>
     <w:p>
       <w:pPr>
-        <w:pStyle w:val="1"/>
+        <w:pStyle w:val="Heading1"/>
       </w:pPr>
       <w:r>
         <w:t>Calculation</w:t>
@@ -693,7 +677,7 @@
     </w:p>
     <w:tbl>
       <w:tblPr>
-        <w:tblStyle w:val="ae"/>
+        <w:tblStyle w:val="TableGrid"/>
         <w:tblW w:w="0" w:type="auto"/>
         <w:tblLook w:val="04A0" w:firstRow="1" w:lastRow="0" w:firstColumn="1" w:lastColumn="0" w:noHBand="0" w:noVBand="1"/>
       </w:tblPr>
@@ -716,10 +700,94 @@
         </w:tc>
       </w:tr>
     </w:tbl>
-    <w:p/>
     <w:p>
       <w:pPr>
-        <w:pStyle w:val="1"/>
+        <w:rPr>
+          <w:rFonts w:eastAsia="DengXian"/>
+          <w:lang w:eastAsia="zh-CN"/>
+        </w:rPr>
+      </w:pPr>
+    </w:p>
+    <w:p>
+      <w:pPr>
+        <w:pStyle w:val="Heading1"/>
+        <w:rPr>
+          <w:rFonts w:eastAsia="DengXian"/>
+          <w:lang w:eastAsia="zh-CN"/>
+        </w:rPr>
+      </w:pPr>
+      <w:r>
+        <w:t>Repo</w:t>
+      </w:r>
+      <w:r>
+        <w:rPr>
+          <w:rFonts w:eastAsia="DengXian" w:hint="eastAsia"/>
+          <w:lang w:eastAsia="zh-CN"/>
+        </w:rPr>
+        <w:t>rt</w:t>
+      </w:r>
+    </w:p>
+    <w:tbl>
+      <w:tblPr>
+        <w:tblStyle w:val="TableGrid"/>
+        <w:tblW w:w="0" w:type="auto"/>
+        <w:tblLook w:val="04A0" w:firstRow="1" w:lastRow="0" w:firstColumn="1" w:lastColumn="0" w:noHBand="0" w:noVBand="1"/>
+      </w:tblPr>
+      <w:tblGrid>
+        <w:gridCol w:w="9350"/>
+      </w:tblGrid>
+      <w:tr>
+        <w:tc>
+          <w:tcPr>
+            <w:tcW w:w="9350" w:type="dxa"/>
+          </w:tcPr>
+          <w:p/>
+          <w:p>
+            <w:pPr>
+              <w:rPr>
+                <w:rFonts w:eastAsia="DengXian" w:hint="eastAsia"/>
+                <w:lang w:eastAsia="zh-CN"/>
+              </w:rPr>
+            </w:pPr>
+            <w:r>
+              <w:rPr>
+                <w:rFonts w:eastAsia="DengXian" w:hint="eastAsia"/>
+                <w:lang w:eastAsia="zh-CN"/>
+              </w:rPr>
+              <w:t>Enter a referee and show all the penalties made by the referee.</w:t>
+            </w:r>
+          </w:p>
+          <w:p/>
+        </w:tc>
+      </w:tr>
+    </w:tbl>
+    <w:p>
+      <w:pPr>
+        <w:rPr>
+          <w:rFonts w:eastAsia="DengXian"/>
+          <w:lang w:eastAsia="zh-CN"/>
+        </w:rPr>
+      </w:pPr>
+    </w:p>
+    <w:p>
+      <w:pPr>
+        <w:rPr>
+          <w:rFonts w:eastAsia="DengXian" w:hint="eastAsia"/>
+          <w:lang w:eastAsia="zh-CN"/>
+        </w:rPr>
+      </w:pPr>
+    </w:p>
+    <w:p>
+      <w:pPr>
+        <w:rPr>
+          <w:rFonts w:eastAsia="DengXian" w:hint="eastAsia"/>
+          <w:lang w:eastAsia="zh-CN"/>
+        </w:rPr>
+      </w:pPr>
+    </w:p>
+    <w:p>
+      <w:pPr>
+        <w:pStyle w:val="Heading1"/>
       </w:pPr>
       <w:r>
         <w:t>Repository</w:t>
@@ -1158,7 +1226,7 @@
     <w:lsdException w:name="Unresolved Mention" w:semiHidden="1" w:unhideWhenUsed="1"/>
     <w:lsdException w:name="Smart Link" w:semiHidden="1" w:unhideWhenUsed="1"/>
   </w:latentStyles>
-  <w:style w:type="paragraph" w:default="1" w:styleId="a">
+  <w:style w:type="paragraph" w:default="1" w:styleId="Normal">
     <w:name w:val="Normal"/>
     <w:qFormat/>
     <w:rsid w:val="00CF5C67"/>
@@ -1171,11 +1239,11 @@
       <w:lang w:eastAsia="en-US"/>
     </w:rPr>
   </w:style>
-  <w:style w:type="paragraph" w:styleId="1">
+  <w:style w:type="paragraph" w:styleId="Heading1">
     <w:name w:val="heading 1"/>
-    <w:basedOn w:val="a"/>
-    <w:next w:val="a"/>
-    <w:link w:val="10"/>
+    <w:basedOn w:val="Normal"/>
+    <w:next w:val="Normal"/>
+    <w:link w:val="Heading1Char"/>
     <w:uiPriority w:val="9"/>
     <w:qFormat/>
     <w:rsid w:val="00CF5C67"/>
@@ -1192,11 +1260,11 @@
       <w:szCs w:val="48"/>
     </w:rPr>
   </w:style>
-  <w:style w:type="paragraph" w:styleId="2">
+  <w:style w:type="paragraph" w:styleId="Heading2">
     <w:name w:val="heading 2"/>
-    <w:basedOn w:val="a"/>
-    <w:next w:val="a"/>
-    <w:link w:val="20"/>
+    <w:basedOn w:val="Normal"/>
+    <w:next w:val="Normal"/>
+    <w:link w:val="Heading2Char"/>
     <w:uiPriority w:val="9"/>
     <w:semiHidden/>
     <w:unhideWhenUsed/>
@@ -1215,11 +1283,11 @@
       <w:szCs w:val="40"/>
     </w:rPr>
   </w:style>
-  <w:style w:type="paragraph" w:styleId="3">
+  <w:style w:type="paragraph" w:styleId="Heading3">
     <w:name w:val="heading 3"/>
-    <w:basedOn w:val="a"/>
-    <w:next w:val="a"/>
-    <w:link w:val="30"/>
+    <w:basedOn w:val="Normal"/>
+    <w:next w:val="Normal"/>
+    <w:link w:val="Heading3Char"/>
     <w:uiPriority w:val="9"/>
     <w:semiHidden/>
     <w:unhideWhenUsed/>
@@ -1238,11 +1306,11 @@
       <w:szCs w:val="32"/>
     </w:rPr>
   </w:style>
-  <w:style w:type="paragraph" w:styleId="4">
+  <w:style w:type="paragraph" w:styleId="Heading4">
     <w:name w:val="heading 4"/>
-    <w:basedOn w:val="a"/>
-    <w:next w:val="a"/>
-    <w:link w:val="40"/>
+    <w:basedOn w:val="Normal"/>
+    <w:next w:val="Normal"/>
+    <w:link w:val="Heading4Char"/>
     <w:uiPriority w:val="9"/>
     <w:semiHidden/>
     <w:unhideWhenUsed/>
@@ -1261,11 +1329,11 @@
       <w:szCs w:val="28"/>
     </w:rPr>
   </w:style>
-  <w:style w:type="paragraph" w:styleId="5">
+  <w:style w:type="paragraph" w:styleId="Heading5">
     <w:name w:val="heading 5"/>
-    <w:basedOn w:val="a"/>
-    <w:next w:val="a"/>
-    <w:link w:val="50"/>
+    <w:basedOn w:val="Normal"/>
+    <w:next w:val="Normal"/>
+    <w:link w:val="Heading5Char"/>
     <w:uiPriority w:val="9"/>
     <w:semiHidden/>
     <w:unhideWhenUsed/>
@@ -1282,11 +1350,11 @@
       <w:color w:val="0F4761" w:themeColor="accent1" w:themeShade="BF"/>
     </w:rPr>
   </w:style>
-  <w:style w:type="paragraph" w:styleId="6">
+  <w:style w:type="paragraph" w:styleId="Heading6">
     <w:name w:val="heading 6"/>
-    <w:basedOn w:val="a"/>
-    <w:next w:val="a"/>
-    <w:link w:val="60"/>
+    <w:basedOn w:val="Normal"/>
+    <w:next w:val="Normal"/>
+    <w:link w:val="Heading6Char"/>
     <w:uiPriority w:val="9"/>
     <w:semiHidden/>
     <w:unhideWhenUsed/>
@@ -1303,11 +1371,11 @@
       <w:color w:val="595959" w:themeColor="text1" w:themeTint="A6"/>
     </w:rPr>
   </w:style>
-  <w:style w:type="paragraph" w:styleId="7">
+  <w:style w:type="paragraph" w:styleId="Heading7">
     <w:name w:val="heading 7"/>
-    <w:basedOn w:val="a"/>
-    <w:next w:val="a"/>
-    <w:link w:val="70"/>
+    <w:basedOn w:val="Normal"/>
+    <w:next w:val="Normal"/>
+    <w:link w:val="Heading7Char"/>
     <w:uiPriority w:val="9"/>
     <w:semiHidden/>
     <w:unhideWhenUsed/>
@@ -1325,11 +1393,11 @@
       <w:color w:val="595959" w:themeColor="text1" w:themeTint="A6"/>
     </w:rPr>
   </w:style>
-  <w:style w:type="paragraph" w:styleId="8">
+  <w:style w:type="paragraph" w:styleId="Heading8">
     <w:name w:val="heading 8"/>
-    <w:basedOn w:val="a"/>
-    <w:next w:val="a"/>
-    <w:link w:val="80"/>
+    <w:basedOn w:val="Normal"/>
+    <w:next w:val="Normal"/>
+    <w:link w:val="Heading8Char"/>
     <w:uiPriority w:val="9"/>
     <w:semiHidden/>
     <w:unhideWhenUsed/>
@@ -1347,11 +1415,11 @@
       <w:color w:val="272727" w:themeColor="text1" w:themeTint="D8"/>
     </w:rPr>
   </w:style>
-  <w:style w:type="paragraph" w:styleId="9">
+  <w:style w:type="paragraph" w:styleId="Heading9">
     <w:name w:val="heading 9"/>
-    <w:basedOn w:val="a"/>
-    <w:next w:val="a"/>
-    <w:link w:val="90"/>
+    <w:basedOn w:val="Normal"/>
+    <w:next w:val="Normal"/>
+    <w:link w:val="Heading9Char"/>
     <w:uiPriority w:val="9"/>
     <w:semiHidden/>
     <w:unhideWhenUsed/>
@@ -1369,13 +1437,13 @@
       <w:color w:val="272727" w:themeColor="text1" w:themeTint="D8"/>
     </w:rPr>
   </w:style>
-  <w:style w:type="character" w:default="1" w:styleId="a0">
+  <w:style w:type="character" w:default="1" w:styleId="DefaultParagraphFont">
     <w:name w:val="Default Paragraph Font"/>
     <w:uiPriority w:val="1"/>
     <w:semiHidden/>
     <w:unhideWhenUsed/>
   </w:style>
-  <w:style w:type="table" w:default="1" w:styleId="a1">
+  <w:style w:type="table" w:default="1" w:styleId="TableNormal">
     <w:name w:val="Normal Table"/>
     <w:uiPriority w:val="99"/>
     <w:semiHidden/>
@@ -1390,16 +1458,16 @@
       </w:tblCellMar>
     </w:tblPr>
   </w:style>
-  <w:style w:type="numbering" w:default="1" w:styleId="a2">
+  <w:style w:type="numbering" w:default="1" w:styleId="NoList">
     <w:name w:val="No List"/>
     <w:uiPriority w:val="99"/>
     <w:semiHidden/>
     <w:unhideWhenUsed/>
   </w:style>
-  <w:style w:type="character" w:customStyle="1" w:styleId="10">
-    <w:name w:val="標題 1 字元"/>
-    <w:basedOn w:val="a0"/>
-    <w:link w:val="1"/>
+  <w:style w:type="character" w:customStyle="1" w:styleId="Heading1Char">
+    <w:name w:val="Heading 1 Char"/>
+    <w:basedOn w:val="DefaultParagraphFont"/>
+    <w:link w:val="Heading1"/>
     <w:uiPriority w:val="9"/>
     <w:rsid w:val="00CF5C67"/>
     <w:rPr>
@@ -1409,10 +1477,10 @@
       <w:szCs w:val="48"/>
     </w:rPr>
   </w:style>
-  <w:style w:type="character" w:customStyle="1" w:styleId="20">
-    <w:name w:val="標題 2 字元"/>
-    <w:basedOn w:val="a0"/>
-    <w:link w:val="2"/>
+  <w:style w:type="character" w:customStyle="1" w:styleId="Heading2Char">
+    <w:name w:val="Heading 2 Char"/>
+    <w:basedOn w:val="DefaultParagraphFont"/>
+    <w:link w:val="Heading2"/>
     <w:uiPriority w:val="9"/>
     <w:semiHidden/>
     <w:rsid w:val="00CF5C67"/>
@@ -1423,10 +1491,10 @@
       <w:szCs w:val="40"/>
     </w:rPr>
   </w:style>
-  <w:style w:type="character" w:customStyle="1" w:styleId="30">
-    <w:name w:val="標題 3 字元"/>
-    <w:basedOn w:val="a0"/>
-    <w:link w:val="3"/>
+  <w:style w:type="character" w:customStyle="1" w:styleId="Heading3Char">
+    <w:name w:val="Heading 3 Char"/>
+    <w:basedOn w:val="DefaultParagraphFont"/>
+    <w:link w:val="Heading3"/>
     <w:uiPriority w:val="9"/>
     <w:semiHidden/>
     <w:rsid w:val="00CF5C67"/>
@@ -1437,10 +1505,10 @@
       <w:szCs w:val="32"/>
     </w:rPr>
   </w:style>
-  <w:style w:type="character" w:customStyle="1" w:styleId="40">
-    <w:name w:val="標題 4 字元"/>
-    <w:basedOn w:val="a0"/>
-    <w:link w:val="4"/>
+  <w:style w:type="character" w:customStyle="1" w:styleId="Heading4Char">
+    <w:name w:val="Heading 4 Char"/>
+    <w:basedOn w:val="DefaultParagraphFont"/>
+    <w:link w:val="Heading4"/>
     <w:uiPriority w:val="9"/>
     <w:semiHidden/>
     <w:rsid w:val="00CF5C67"/>
@@ -1451,10 +1519,10 @@
       <w:szCs w:val="28"/>
     </w:rPr>
   </w:style>
-  <w:style w:type="character" w:customStyle="1" w:styleId="50">
-    <w:name w:val="標題 5 字元"/>
-    <w:basedOn w:val="a0"/>
-    <w:link w:val="5"/>
+  <w:style w:type="character" w:customStyle="1" w:styleId="Heading5Char">
+    <w:name w:val="Heading 5 Char"/>
+    <w:basedOn w:val="DefaultParagraphFont"/>
+    <w:link w:val="Heading5"/>
     <w:uiPriority w:val="9"/>
     <w:semiHidden/>
     <w:rsid w:val="00CF5C67"/>
@@ -1463,10 +1531,10 @@
       <w:color w:val="0F4761" w:themeColor="accent1" w:themeShade="BF"/>
     </w:rPr>
   </w:style>
-  <w:style w:type="character" w:customStyle="1" w:styleId="60">
-    <w:name w:val="標題 6 字元"/>
-    <w:basedOn w:val="a0"/>
-    <w:link w:val="6"/>
+  <w:style w:type="character" w:customStyle="1" w:styleId="Heading6Char">
+    <w:name w:val="Heading 6 Char"/>
+    <w:basedOn w:val="DefaultParagraphFont"/>
+    <w:link w:val="Heading6"/>
     <w:uiPriority w:val="9"/>
     <w:semiHidden/>
     <w:rsid w:val="00CF5C67"/>
@@ -1475,10 +1543,10 @@
       <w:color w:val="595959" w:themeColor="text1" w:themeTint="A6"/>
     </w:rPr>
   </w:style>
-  <w:style w:type="character" w:customStyle="1" w:styleId="70">
-    <w:name w:val="標題 7 字元"/>
-    <w:basedOn w:val="a0"/>
-    <w:link w:val="7"/>
+  <w:style w:type="character" w:customStyle="1" w:styleId="Heading7Char">
+    <w:name w:val="Heading 7 Char"/>
+    <w:basedOn w:val="DefaultParagraphFont"/>
+    <w:link w:val="Heading7"/>
     <w:uiPriority w:val="9"/>
     <w:semiHidden/>
     <w:rsid w:val="00CF5C67"/>
@@ -1487,10 +1555,10 @@
       <w:color w:val="595959" w:themeColor="text1" w:themeTint="A6"/>
     </w:rPr>
   </w:style>
-  <w:style w:type="character" w:customStyle="1" w:styleId="80">
-    <w:name w:val="標題 8 字元"/>
-    <w:basedOn w:val="a0"/>
-    <w:link w:val="8"/>
+  <w:style w:type="character" w:customStyle="1" w:styleId="Heading8Char">
+    <w:name w:val="Heading 8 Char"/>
+    <w:basedOn w:val="DefaultParagraphFont"/>
+    <w:link w:val="Heading8"/>
     <w:uiPriority w:val="9"/>
     <w:semiHidden/>
     <w:rsid w:val="00CF5C67"/>
@@ -1499,10 +1567,10 @@
       <w:color w:val="272727" w:themeColor="text1" w:themeTint="D8"/>
     </w:rPr>
   </w:style>
-  <w:style w:type="character" w:customStyle="1" w:styleId="90">
-    <w:name w:val="標題 9 字元"/>
-    <w:basedOn w:val="a0"/>
-    <w:link w:val="9"/>
+  <w:style w:type="character" w:customStyle="1" w:styleId="Heading9Char">
+    <w:name w:val="Heading 9 Char"/>
+    <w:basedOn w:val="DefaultParagraphFont"/>
+    <w:link w:val="Heading9"/>
     <w:uiPriority w:val="9"/>
     <w:semiHidden/>
     <w:rsid w:val="00CF5C67"/>
@@ -1511,11 +1579,11 @@
       <w:color w:val="272727" w:themeColor="text1" w:themeTint="D8"/>
     </w:rPr>
   </w:style>
-  <w:style w:type="paragraph" w:styleId="a3">
+  <w:style w:type="paragraph" w:styleId="Title">
     <w:name w:val="Title"/>
-    <w:basedOn w:val="a"/>
-    <w:next w:val="a"/>
-    <w:link w:val="a4"/>
+    <w:basedOn w:val="Normal"/>
+    <w:next w:val="Normal"/>
+    <w:link w:val="TitleChar"/>
     <w:uiPriority w:val="10"/>
     <w:qFormat/>
     <w:rsid w:val="00CF5C67"/>
@@ -1532,10 +1600,10 @@
       <w:szCs w:val="56"/>
     </w:rPr>
   </w:style>
-  <w:style w:type="character" w:customStyle="1" w:styleId="a4">
-    <w:name w:val="標題 字元"/>
-    <w:basedOn w:val="a0"/>
-    <w:link w:val="a3"/>
+  <w:style w:type="character" w:customStyle="1" w:styleId="TitleChar">
+    <w:name w:val="Title Char"/>
+    <w:basedOn w:val="DefaultParagraphFont"/>
+    <w:link w:val="Title"/>
     <w:uiPriority w:val="10"/>
     <w:rsid w:val="00CF5C67"/>
     <w:rPr>
@@ -1546,11 +1614,11 @@
       <w:szCs w:val="56"/>
     </w:rPr>
   </w:style>
-  <w:style w:type="paragraph" w:styleId="a5">
+  <w:style w:type="paragraph" w:styleId="Subtitle">
     <w:name w:val="Subtitle"/>
-    <w:basedOn w:val="a"/>
-    <w:next w:val="a"/>
-    <w:link w:val="a6"/>
+    <w:basedOn w:val="Normal"/>
+    <w:next w:val="Normal"/>
+    <w:link w:val="SubtitleChar"/>
     <w:uiPriority w:val="11"/>
     <w:qFormat/>
     <w:rsid w:val="00CF5C67"/>
@@ -1568,10 +1636,10 @@
       <w:szCs w:val="28"/>
     </w:rPr>
   </w:style>
-  <w:style w:type="character" w:customStyle="1" w:styleId="a6">
-    <w:name w:val="副標題 字元"/>
-    <w:basedOn w:val="a0"/>
-    <w:link w:val="a5"/>
+  <w:style w:type="character" w:customStyle="1" w:styleId="SubtitleChar">
+    <w:name w:val="Subtitle Char"/>
+    <w:basedOn w:val="DefaultParagraphFont"/>
+    <w:link w:val="Subtitle"/>
     <w:uiPriority w:val="11"/>
     <w:rsid w:val="00CF5C67"/>
     <w:rPr>
@@ -1582,11 +1650,11 @@
       <w:szCs w:val="28"/>
     </w:rPr>
   </w:style>
-  <w:style w:type="paragraph" w:styleId="a7">
+  <w:style w:type="paragraph" w:styleId="Quote">
     <w:name w:val="Quote"/>
-    <w:basedOn w:val="a"/>
-    <w:next w:val="a"/>
-    <w:link w:val="a8"/>
+    <w:basedOn w:val="Normal"/>
+    <w:next w:val="Normal"/>
+    <w:link w:val="QuoteChar"/>
     <w:uiPriority w:val="29"/>
     <w:qFormat/>
     <w:rsid w:val="00CF5C67"/>
@@ -1600,10 +1668,10 @@
       <w:color w:val="404040" w:themeColor="text1" w:themeTint="BF"/>
     </w:rPr>
   </w:style>
-  <w:style w:type="character" w:customStyle="1" w:styleId="a8">
-    <w:name w:val="引文 字元"/>
-    <w:basedOn w:val="a0"/>
-    <w:link w:val="a7"/>
+  <w:style w:type="character" w:customStyle="1" w:styleId="QuoteChar">
+    <w:name w:val="Quote Char"/>
+    <w:basedOn w:val="DefaultParagraphFont"/>
+    <w:link w:val="Quote"/>
     <w:uiPriority w:val="29"/>
     <w:rsid w:val="00CF5C67"/>
     <w:rPr>
@@ -1612,9 +1680,9 @@
       <w:color w:val="404040" w:themeColor="text1" w:themeTint="BF"/>
     </w:rPr>
   </w:style>
-  <w:style w:type="paragraph" w:styleId="a9">
+  <w:style w:type="paragraph" w:styleId="ListParagraph">
     <w:name w:val="List Paragraph"/>
-    <w:basedOn w:val="a"/>
+    <w:basedOn w:val="Normal"/>
     <w:uiPriority w:val="34"/>
     <w:qFormat/>
     <w:rsid w:val="00CF5C67"/>
@@ -1623,9 +1691,9 @@
       <w:contextualSpacing/>
     </w:pPr>
   </w:style>
-  <w:style w:type="character" w:styleId="aa">
+  <w:style w:type="character" w:styleId="IntenseEmphasis">
     <w:name w:val="Intense Emphasis"/>
-    <w:basedOn w:val="a0"/>
+    <w:basedOn w:val="DefaultParagraphFont"/>
     <w:uiPriority w:val="21"/>
     <w:qFormat/>
     <w:rsid w:val="00CF5C67"/>
@@ -1635,11 +1703,11 @@
       <w:color w:val="0F4761" w:themeColor="accent1" w:themeShade="BF"/>
     </w:rPr>
   </w:style>
-  <w:style w:type="paragraph" w:styleId="ab">
+  <w:style w:type="paragraph" w:styleId="IntenseQuote">
     <w:name w:val="Intense Quote"/>
-    <w:basedOn w:val="a"/>
-    <w:next w:val="a"/>
-    <w:link w:val="ac"/>
+    <w:basedOn w:val="Normal"/>
+    <w:next w:val="Normal"/>
+    <w:link w:val="IntenseQuoteChar"/>
     <w:uiPriority w:val="30"/>
     <w:qFormat/>
     <w:rsid w:val="00CF5C67"/>
@@ -1658,10 +1726,10 @@
       <w:color w:val="0F4761" w:themeColor="accent1" w:themeShade="BF"/>
     </w:rPr>
   </w:style>
-  <w:style w:type="character" w:customStyle="1" w:styleId="ac">
-    <w:name w:val="鮮明引文 字元"/>
-    <w:basedOn w:val="a0"/>
-    <w:link w:val="ab"/>
+  <w:style w:type="character" w:customStyle="1" w:styleId="IntenseQuoteChar">
+    <w:name w:val="Intense Quote Char"/>
+    <w:basedOn w:val="DefaultParagraphFont"/>
+    <w:link w:val="IntenseQuote"/>
     <w:uiPriority w:val="30"/>
     <w:rsid w:val="00CF5C67"/>
     <w:rPr>
@@ -1670,9 +1738,9 @@
       <w:color w:val="0F4761" w:themeColor="accent1" w:themeShade="BF"/>
     </w:rPr>
   </w:style>
-  <w:style w:type="character" w:styleId="ad">
+  <w:style w:type="character" w:styleId="IntenseReference">
     <w:name w:val="Intense Reference"/>
-    <w:basedOn w:val="a0"/>
+    <w:basedOn w:val="DefaultParagraphFont"/>
     <w:uiPriority w:val="32"/>
     <w:qFormat/>
     <w:rsid w:val="00CF5C67"/>
@@ -1684,9 +1752,9 @@
       <w:spacing w:val="5"/>
     </w:rPr>
   </w:style>
-  <w:style w:type="table" w:styleId="ae">
+  <w:style w:type="table" w:styleId="TableGrid">
     <w:name w:val="Table Grid"/>
-    <w:basedOn w:val="a1"/>
+    <w:basedOn w:val="TableNormal"/>
     <w:uiPriority w:val="39"/>
     <w:rsid w:val="00CF5C67"/>
     <w:pPr>
